--- a/report/ParallelRoute_Review2_Report.docx
+++ b/report/ParallelRoute_Review2_Report.docx
@@ -2328,6 +2328,499 @@
           <w:color w:val="1C7293"/>
           <w:sz w:val="23"/>
         </w:rPr>
+        <w:t>5.5 How noisy was the machine?</w:t>
+      </w:r>
+    </w:p>
+    <w:p>
+      <w:r>
+        <w:rPr>
+          <w:i w:val="0"/>
+          <w:sz w:val="21"/>
+        </w:rPr>
+        <w:t>A fixed canary configuration is timed at the start of every round, so drift over a run is quantified rather than assumed away. The figures are not uniformly flattering and are reported so the reader can judge the timing results accordingly.</w:t>
+      </w:r>
+    </w:p>
+    <w:tbl>
+      <w:tblPr>
+        <w:tblStyle w:val="TableGrid"/>
+        <w:tblW w:type="auto" w:w="0"/>
+        <w:jc w:val="center"/>
+        <w:tblLook w:firstColumn="1" w:firstRow="1" w:lastColumn="0" w:lastRow="0" w:noHBand="0" w:noVBand="1" w:val="04A0"/>
+      </w:tblPr>
+      <w:tblGrid>
+        <w:gridCol w:w="3120"/>
+        <w:gridCol w:w="3120"/>
+        <w:gridCol w:w="3120"/>
+      </w:tblGrid>
+      <w:tr>
+        <w:tc>
+          <w:tcPr>
+            <w:tcW w:type="dxa" w:w="2880"/>
+            <w:shd w:val="clear" w:fill="0B3D5C"/>
+          </w:tcPr>
+          <w:p>
+            <w:r/>
+            <w:r>
+              <w:rPr>
+                <w:b/>
+                <w:color w:val="FFFFFF"/>
+                <w:sz w:val="18"/>
+              </w:rPr>
+              <w:t>Experiment</w:t>
+            </w:r>
+          </w:p>
+        </w:tc>
+        <w:tc>
+          <w:tcPr>
+            <w:tcW w:type="dxa" w:w="1728"/>
+            <w:shd w:val="clear" w:fill="0B3D5C"/>
+          </w:tcPr>
+          <w:p>
+            <w:r/>
+            <w:r>
+              <w:rPr>
+                <w:b/>
+                <w:color w:val="FFFFFF"/>
+                <w:sz w:val="18"/>
+              </w:rPr>
+              <w:t>Canary drift</w:t>
+            </w:r>
+          </w:p>
+        </w:tc>
+        <w:tc>
+          <w:tcPr>
+            <w:tcW w:type="dxa" w:w="4032"/>
+            <w:shd w:val="clear" w:fill="0B3D5C"/>
+          </w:tcPr>
+          <w:p>
+            <w:r/>
+            <w:r>
+              <w:rPr>
+                <w:b/>
+                <w:color w:val="FFFFFF"/>
+                <w:sz w:val="18"/>
+              </w:rPr>
+              <w:t>What it carries</w:t>
+            </w:r>
+          </w:p>
+        </w:tc>
+      </w:tr>
+      <w:tr>
+        <w:tc>
+          <w:tcPr>
+            <w:tcW w:type="dxa" w:w="2880"/>
+          </w:tcPr>
+          <w:p>
+            <w:r/>
+            <w:r>
+              <w:rPr>
+                <w:sz w:val="18"/>
+              </w:rPr>
+              <w:t>E1 strong scaling</w:t>
+            </w:r>
+          </w:p>
+        </w:tc>
+        <w:tc>
+          <w:tcPr>
+            <w:tcW w:type="dxa" w:w="1728"/>
+          </w:tcPr>
+          <w:p>
+            <w:pPr>
+              <w:jc w:val="right"/>
+            </w:pPr>
+            <w:r/>
+            <w:r>
+              <w:rPr>
+                <w:sz w:val="18"/>
+              </w:rPr>
+              <w:t>+45.1%</w:t>
+            </w:r>
+          </w:p>
+        </w:tc>
+        <w:tc>
+          <w:tcPr>
+            <w:tcW w:type="dxa" w:w="4032"/>
+          </w:tcPr>
+          <w:p>
+            <w:pPr>
+              <w:jc w:val="right"/>
+            </w:pPr>
+            <w:r/>
+            <w:r>
+              <w:rPr>
+                <w:sz w:val="18"/>
+              </w:rPr>
+              <w:t>the headline speedup numbers</w:t>
+            </w:r>
+          </w:p>
+        </w:tc>
+      </w:tr>
+      <w:tr>
+        <w:tc>
+          <w:tcPr>
+            <w:tcW w:type="dxa" w:w="2880"/>
+            <w:shd w:val="clear" w:fill="F2F6F8"/>
+          </w:tcPr>
+          <w:p>
+            <w:r/>
+            <w:r>
+              <w:rPr>
+                <w:sz w:val="18"/>
+              </w:rPr>
+              <w:t>E2 legacy protocol</w:t>
+            </w:r>
+          </w:p>
+        </w:tc>
+        <w:tc>
+          <w:tcPr>
+            <w:tcW w:type="dxa" w:w="1728"/>
+            <w:shd w:val="clear" w:fill="F2F6F8"/>
+          </w:tcPr>
+          <w:p>
+            <w:pPr>
+              <w:jc w:val="right"/>
+            </w:pPr>
+            <w:r/>
+            <w:r>
+              <w:rPr>
+                <w:sz w:val="18"/>
+              </w:rPr>
+              <w:t>-16.1%</w:t>
+            </w:r>
+          </w:p>
+        </w:tc>
+        <w:tc>
+          <w:tcPr>
+            <w:tcW w:type="dxa" w:w="4032"/>
+            <w:shd w:val="clear" w:fill="F2F6F8"/>
+          </w:tcPr>
+          <w:p>
+            <w:pPr>
+              <w:jc w:val="right"/>
+            </w:pPr>
+            <w:r/>
+            <w:r>
+              <w:rPr>
+                <w:sz w:val="18"/>
+              </w:rPr>
+              <w:t>protocol comparison</w:t>
+            </w:r>
+          </w:p>
+        </w:tc>
+      </w:tr>
+      <w:tr>
+        <w:tc>
+          <w:tcPr>
+            <w:tcW w:type="dxa" w:w="2880"/>
+          </w:tcPr>
+          <w:p>
+            <w:r/>
+            <w:r>
+              <w:rPr>
+                <w:sz w:val="18"/>
+              </w:rPr>
+              <w:t>E3 2-opt confound</w:t>
+            </w:r>
+          </w:p>
+        </w:tc>
+        <w:tc>
+          <w:tcPr>
+            <w:tcW w:type="dxa" w:w="1728"/>
+          </w:tcPr>
+          <w:p>
+            <w:pPr>
+              <w:jc w:val="right"/>
+            </w:pPr>
+            <w:r/>
+            <w:r>
+              <w:rPr>
+                <w:sz w:val="18"/>
+              </w:rPr>
+              <w:t>+33.2%</w:t>
+            </w:r>
+          </w:p>
+        </w:tc>
+        <w:tc>
+          <w:tcPr>
+            <w:tcW w:type="dxa" w:w="4032"/>
+          </w:tcPr>
+          <w:p>
+            <w:pPr>
+              <w:jc w:val="right"/>
+            </w:pPr>
+            <w:r/>
+            <w:r>
+              <w:rPr>
+                <w:sz w:val="18"/>
+              </w:rPr>
+              <w:t>correlation only</w:t>
+            </w:r>
+          </w:p>
+        </w:tc>
+      </w:tr>
+      <w:tr>
+        <w:tc>
+          <w:tcPr>
+            <w:tcW w:type="dxa" w:w="2880"/>
+            <w:shd w:val="clear" w:fill="F2F6F8"/>
+          </w:tcPr>
+          <w:p>
+            <w:r/>
+            <w:r>
+              <w:rPr>
+                <w:sz w:val="18"/>
+              </w:rPr>
+              <w:t>E4 tau sweep</w:t>
+            </w:r>
+          </w:p>
+        </w:tc>
+        <w:tc>
+          <w:tcPr>
+            <w:tcW w:type="dxa" w:w="1728"/>
+            <w:shd w:val="clear" w:fill="F2F6F8"/>
+          </w:tcPr>
+          <w:p>
+            <w:pPr>
+              <w:jc w:val="right"/>
+            </w:pPr>
+            <w:r/>
+            <w:r>
+              <w:rPr>
+                <w:sz w:val="18"/>
+              </w:rPr>
+              <w:t>+30.9%</w:t>
+            </w:r>
+          </w:p>
+        </w:tc>
+        <w:tc>
+          <w:tcPr>
+            <w:tcW w:type="dxa" w:w="4032"/>
+            <w:shd w:val="clear" w:fill="F2F6F8"/>
+          </w:tcPr>
+          <w:p>
+            <w:pPr>
+              <w:jc w:val="right"/>
+            </w:pPr>
+            <w:r/>
+            <w:r>
+              <w:rPr>
+                <w:sz w:val="18"/>
+              </w:rPr>
+              <w:t>quality, not timing</w:t>
+            </w:r>
+          </w:p>
+        </w:tc>
+      </w:tr>
+      <w:tr>
+        <w:tc>
+          <w:tcPr>
+            <w:tcW w:type="dxa" w:w="2880"/>
+          </w:tcPr>
+          <w:p>
+            <w:r/>
+            <w:r>
+              <w:rPr>
+                <w:sz w:val="18"/>
+              </w:rPr>
+              <w:t>E5 equal wall-clock</w:t>
+            </w:r>
+          </w:p>
+        </w:tc>
+        <w:tc>
+          <w:tcPr>
+            <w:tcW w:type="dxa" w:w="1728"/>
+          </w:tcPr>
+          <w:p>
+            <w:pPr>
+              <w:jc w:val="right"/>
+            </w:pPr>
+            <w:r/>
+            <w:r>
+              <w:rPr>
+                <w:sz w:val="18"/>
+              </w:rPr>
+              <w:t>0.0%</w:t>
+            </w:r>
+          </w:p>
+        </w:tc>
+        <w:tc>
+          <w:tcPr>
+            <w:tcW w:type="dxa" w:w="4032"/>
+          </w:tcPr>
+          <w:p>
+            <w:pPr>
+              <w:jc w:val="right"/>
+            </w:pPr>
+            <w:r/>
+            <w:r>
+              <w:rPr>
+                <w:sz w:val="18"/>
+              </w:rPr>
+              <w:t>quality under a fixed budget</w:t>
+            </w:r>
+          </w:p>
+        </w:tc>
+      </w:tr>
+      <w:tr>
+        <w:tc>
+          <w:tcPr>
+            <w:tcW w:type="dxa" w:w="2880"/>
+            <w:shd w:val="clear" w:fill="F2F6F8"/>
+          </w:tcPr>
+          <w:p>
+            <w:r/>
+            <w:r>
+              <w:rPr>
+                <w:sz w:val="18"/>
+              </w:rPr>
+              <w:t>E6 TSPLIB</w:t>
+            </w:r>
+          </w:p>
+        </w:tc>
+        <w:tc>
+          <w:tcPr>
+            <w:tcW w:type="dxa" w:w="1728"/>
+            <w:shd w:val="clear" w:fill="F2F6F8"/>
+          </w:tcPr>
+          <w:p>
+            <w:pPr>
+              <w:jc w:val="right"/>
+            </w:pPr>
+            <w:r/>
+            <w:r>
+              <w:rPr>
+                <w:sz w:val="18"/>
+              </w:rPr>
+              <w:t>0.0%</w:t>
+            </w:r>
+          </w:p>
+        </w:tc>
+        <w:tc>
+          <w:tcPr>
+            <w:tcW w:type="dxa" w:w="4032"/>
+            <w:shd w:val="clear" w:fill="F2F6F8"/>
+          </w:tcPr>
+          <w:p>
+            <w:pPr>
+              <w:jc w:val="right"/>
+            </w:pPr>
+            <w:r/>
+            <w:r>
+              <w:rPr>
+                <w:sz w:val="18"/>
+              </w:rPr>
+              <w:t>quality under a fixed budget</w:t>
+            </w:r>
+          </w:p>
+        </w:tc>
+      </w:tr>
+      <w:tr>
+        <w:tc>
+          <w:tcPr>
+            <w:tcW w:type="dxa" w:w="2880"/>
+          </w:tcPr>
+          <w:p>
+            <w:r/>
+            <w:r>
+              <w:rPr>
+                <w:sz w:val="18"/>
+              </w:rPr>
+              <w:t>E7 epoch length</w:t>
+            </w:r>
+          </w:p>
+        </w:tc>
+        <w:tc>
+          <w:tcPr>
+            <w:tcW w:type="dxa" w:w="1728"/>
+          </w:tcPr>
+          <w:p>
+            <w:pPr>
+              <w:jc w:val="right"/>
+            </w:pPr>
+            <w:r/>
+            <w:r>
+              <w:rPr>
+                <w:sz w:val="18"/>
+              </w:rPr>
+              <w:t>+41.0%</w:t>
+            </w:r>
+          </w:p>
+        </w:tc>
+        <w:tc>
+          <w:tcPr>
+            <w:tcW w:type="dxa" w:w="4032"/>
+          </w:tcPr>
+          <w:p>
+            <w:pPr>
+              <w:jc w:val="right"/>
+            </w:pPr>
+            <w:r/>
+            <w:r>
+              <w:rPr>
+                <w:sz w:val="18"/>
+              </w:rPr>
+              <w:t>timing</w:t>
+            </w:r>
+          </w:p>
+        </w:tc>
+      </w:tr>
+    </w:tbl>
+    <w:p>
+      <w:pPr>
+        <w:spacing w:before="60"/>
+      </w:pPr>
+      <w:r>
+        <w:rPr>
+          <w:i/>
+          <w:color w:val="51697A"/>
+          <w:sz w:val="17"/>
+        </w:rPr>
+        <w:t>Table: thermal drift measured by the canary configuration, first round to last.</w:t>
+      </w:r>
+    </w:p>
+    <w:p>
+      <w:r>
+        <w:rPr>
+          <w:i w:val="0"/>
+          <w:sz w:val="21"/>
+        </w:rPr>
+        <w:t>The drift on the timing experiments is substantial. Three properties of the protocol bound its effect. Repeats are scheduled round-robin across the whole configuration list rather than back to back, so drift is spread across all configurations and acts as noise rather than as a systematic bias between the configurations being compared. The estimator is the minimum over all seed and repeat samples rather than the mean, because throttling noise is one-directional and only ever makes a run slower. The residual spread is measurable: the coefficient of variation across repeats has a median of 7.06 per cent in E1 and 1.05 per cent in E7.</w:t>
+      </w:r>
+    </w:p>
+    <w:p>
+      <w:r>
+        <w:rPr>
+          <w:i w:val="0"/>
+          <w:sz w:val="21"/>
+        </w:rPr>
+        <w:t>The rule that follows is that a timing difference smaller than roughly 5 per cent on this machine should not be treated as meaningful. The 3.93x scaling result and the 7.8 to 13.2x local-search result are far outside that band. The 1.11 to 1.16x engine-rewrite result is close to it, which is why it was confirmed separately using nine tightly alternated repeats rather than relying on the main sweep. The two experiments that carry the quality conclusions, E5 and E6, recorded zero drift because they are time-budgeted by construction.</w:t>
+      </w:r>
+    </w:p>
+    <w:p>
+      <w:r>
+        <w:rPr>
+          <w:i w:val="0"/>
+          <w:sz w:val="21"/>
+        </w:rPr>
+        <w:t>One metric produced no usable data and is reported as such: the harness records the time to reach a 5 per cent gap, but at the equal-work budget the target was reached by none of the 39 configurations in E1 and none of the 75 in E2. The quality-versus-wall-clock comparison in Section 6.6a conveys the same information reliably.</w:t>
+      </w:r>
+    </w:p>
+    <w:p>
+      <w:r>
+        <w:br w:type="page"/>
+      </w:r>
+    </w:p>
+    <w:p>
+      <w:pPr>
+        <w:spacing w:before="200" w:after="60"/>
+      </w:pPr>
+      <w:r>
+        <w:rPr>
+          <w:rFonts w:ascii="Cambria" w:hAnsi="Cambria"/>
+          <w:b/>
+          <w:color w:val="1C7293"/>
+          <w:sz w:val="23"/>
+        </w:rPr>
         <w:t>6.1 Correctness</w:t>
       </w:r>
     </w:p>
@@ -6887,6 +7380,598 @@
           <w:sz w:val="17"/>
         </w:rPr>
         <w:t>Candidate-list 2-opt versus naive 2-opt (E9).</w:t>
+      </w:r>
+    </w:p>
+    <w:p>
+      <w:pPr>
+        <w:spacing w:before="200" w:after="60"/>
+      </w:pPr>
+      <w:r>
+        <w:rPr>
+          <w:rFonts w:ascii="Cambria" w:hAnsi="Cambria"/>
+          <w:b/>
+          <w:color w:val="1C7293"/>
+          <w:sz w:val="23"/>
+        </w:rPr>
+        <w:t>6.6a Parallel versus serial under an equal wall-clock budget (E5)</w:t>
+      </w:r>
+    </w:p>
+    <w:p>
+      <w:r>
+        <w:rPr>
+          <w:i w:val="0"/>
+          <w:sz w:val="21"/>
+        </w:rPr>
+        <w:t>The comparison a user of the software actually faces is: given N seconds, which engine returns the better tour? Median tour length over 12 seeds under an identical 4 s budget.</w:t>
+      </w:r>
+    </w:p>
+    <w:tbl>
+      <w:tblPr>
+        <w:tblStyle w:val="TableGrid"/>
+        <w:tblW w:type="auto" w:w="0"/>
+        <w:jc w:val="center"/>
+        <w:tblLook w:firstColumn="1" w:firstRow="1" w:lastColumn="0" w:lastRow="0" w:noHBand="0" w:noVBand="1" w:val="04A0"/>
+      </w:tblPr>
+      <w:tblGrid>
+        <w:gridCol w:w="1560"/>
+        <w:gridCol w:w="1560"/>
+        <w:gridCol w:w="1560"/>
+        <w:gridCol w:w="1560"/>
+        <w:gridCol w:w="1560"/>
+        <w:gridCol w:w="1560"/>
+      </w:tblGrid>
+      <w:tr>
+        <w:tc>
+          <w:tcPr>
+            <w:tcW w:type="dxa" w:w="2160"/>
+            <w:shd w:val="clear" w:fill="0B3D5C"/>
+          </w:tcPr>
+          <w:p>
+            <w:r/>
+            <w:r>
+              <w:rPr>
+                <w:b/>
+                <w:color w:val="FFFFFF"/>
+                <w:sz w:val="18"/>
+              </w:rPr>
+              <w:t>Landscape</w:t>
+            </w:r>
+          </w:p>
+        </w:tc>
+        <w:tc>
+          <w:tcPr>
+            <w:tcW w:type="dxa" w:w="864"/>
+            <w:shd w:val="clear" w:fill="0B3D5C"/>
+          </w:tcPr>
+          <w:p>
+            <w:r/>
+            <w:r>
+              <w:rPr>
+                <w:b/>
+                <w:color w:val="FFFFFF"/>
+                <w:sz w:val="18"/>
+              </w:rPr>
+              <w:t>2-opt</w:t>
+            </w:r>
+          </w:p>
+        </w:tc>
+        <w:tc>
+          <w:tcPr>
+            <w:tcW w:type="dxa" w:w="1440"/>
+            <w:shd w:val="clear" w:fill="0B3D5C"/>
+          </w:tcPr>
+          <w:p>
+            <w:r/>
+            <w:r>
+              <w:rPr>
+                <w:b/>
+                <w:color w:val="FFFFFF"/>
+                <w:sz w:val="18"/>
+              </w:rPr>
+              <w:t>Serial</w:t>
+            </w:r>
+          </w:p>
+        </w:tc>
+        <w:tc>
+          <w:tcPr>
+            <w:tcW w:type="dxa" w:w="1584"/>
+            <w:shd w:val="clear" w:fill="0B3D5C"/>
+          </w:tcPr>
+          <w:p>
+            <w:r/>
+            <w:r>
+              <w:rPr>
+                <w:b/>
+                <w:color w:val="FFFFFF"/>
+                <w:sz w:val="18"/>
+              </w:rPr>
+              <w:t>Island-fixed</w:t>
+            </w:r>
+          </w:p>
+        </w:tc>
+        <w:tc>
+          <w:tcPr>
+            <w:tcW w:type="dxa" w:w="1584"/>
+            <w:shd w:val="clear" w:fill="0B3D5C"/>
+          </w:tcPr>
+          <w:p>
+            <w:r/>
+            <w:r>
+              <w:rPr>
+                <w:b/>
+                <w:color w:val="FFFFFF"/>
+                <w:sz w:val="18"/>
+              </w:rPr>
+              <w:t>Island-DTAM</w:t>
+            </w:r>
+          </w:p>
+        </w:tc>
+        <w:tc>
+          <w:tcPr>
+            <w:tcW w:type="dxa" w:w="1728"/>
+            <w:shd w:val="clear" w:fill="0B3D5C"/>
+          </w:tcPr>
+          <w:p>
+            <w:r/>
+            <w:r>
+              <w:rPr>
+                <w:b/>
+                <w:color w:val="FFFFFF"/>
+                <w:sz w:val="18"/>
+              </w:rPr>
+              <w:t>Parallel vs serial</w:t>
+            </w:r>
+          </w:p>
+        </w:tc>
+      </w:tr>
+      <w:tr>
+        <w:tc>
+          <w:tcPr>
+            <w:tcW w:type="dxa" w:w="2160"/>
+          </w:tcPr>
+          <w:p>
+            <w:r/>
+            <w:r>
+              <w:rPr>
+                <w:sz w:val="18"/>
+              </w:rPr>
+              <w:t>clustered-600</w:t>
+            </w:r>
+          </w:p>
+        </w:tc>
+        <w:tc>
+          <w:tcPr>
+            <w:tcW w:type="dxa" w:w="864"/>
+          </w:tcPr>
+          <w:p>
+            <w:pPr>
+              <w:jc w:val="right"/>
+            </w:pPr>
+            <w:r/>
+            <w:r>
+              <w:rPr>
+                <w:sz w:val="18"/>
+              </w:rPr>
+              <w:t>off</w:t>
+            </w:r>
+          </w:p>
+        </w:tc>
+        <w:tc>
+          <w:tcPr>
+            <w:tcW w:type="dxa" w:w="1440"/>
+          </w:tcPr>
+          <w:p>
+            <w:pPr>
+              <w:jc w:val="right"/>
+            </w:pPr>
+            <w:r/>
+            <w:r>
+              <w:rPr>
+                <w:sz w:val="18"/>
+              </w:rPr>
+              <w:t>27297.2</w:t>
+            </w:r>
+          </w:p>
+        </w:tc>
+        <w:tc>
+          <w:tcPr>
+            <w:tcW w:type="dxa" w:w="1584"/>
+          </w:tcPr>
+          <w:p>
+            <w:pPr>
+              <w:jc w:val="right"/>
+            </w:pPr>
+            <w:r/>
+            <w:r>
+              <w:rPr>
+                <w:sz w:val="18"/>
+              </w:rPr>
+              <w:t>7100.1</w:t>
+            </w:r>
+          </w:p>
+        </w:tc>
+        <w:tc>
+          <w:tcPr>
+            <w:tcW w:type="dxa" w:w="1584"/>
+          </w:tcPr>
+          <w:p>
+            <w:pPr>
+              <w:jc w:val="right"/>
+            </w:pPr>
+            <w:r/>
+            <w:r>
+              <w:rPr>
+                <w:sz w:val="18"/>
+              </w:rPr>
+              <w:t>7695.7</w:t>
+            </w:r>
+          </w:p>
+        </w:tc>
+        <w:tc>
+          <w:tcPr>
+            <w:tcW w:type="dxa" w:w="1728"/>
+          </w:tcPr>
+          <w:p>
+            <w:pPr>
+              <w:jc w:val="right"/>
+            </w:pPr>
+            <w:r/>
+            <w:r>
+              <w:rPr>
+                <w:b/>
+                <w:sz w:val="18"/>
+              </w:rPr>
+              <w:t>-74.0%</w:t>
+            </w:r>
+          </w:p>
+        </w:tc>
+      </w:tr>
+      <w:tr>
+        <w:tc>
+          <w:tcPr>
+            <w:tcW w:type="dxa" w:w="2160"/>
+            <w:shd w:val="clear" w:fill="F2F6F8"/>
+          </w:tcPr>
+          <w:p>
+            <w:r/>
+            <w:r>
+              <w:rPr>
+                <w:sz w:val="18"/>
+              </w:rPr>
+              <w:t>uniform-500</w:t>
+            </w:r>
+          </w:p>
+        </w:tc>
+        <w:tc>
+          <w:tcPr>
+            <w:tcW w:type="dxa" w:w="864"/>
+            <w:shd w:val="clear" w:fill="F2F6F8"/>
+          </w:tcPr>
+          <w:p>
+            <w:pPr>
+              <w:jc w:val="right"/>
+            </w:pPr>
+            <w:r/>
+            <w:r>
+              <w:rPr>
+                <w:sz w:val="18"/>
+              </w:rPr>
+              <w:t>off</w:t>
+            </w:r>
+          </w:p>
+        </w:tc>
+        <w:tc>
+          <w:tcPr>
+            <w:tcW w:type="dxa" w:w="1440"/>
+            <w:shd w:val="clear" w:fill="F2F6F8"/>
+          </w:tcPr>
+          <w:p>
+            <w:pPr>
+              <w:jc w:val="right"/>
+            </w:pPr>
+            <w:r/>
+            <w:r>
+              <w:rPr>
+                <w:sz w:val="18"/>
+              </w:rPr>
+              <w:t>67353.2</w:t>
+            </w:r>
+          </w:p>
+        </w:tc>
+        <w:tc>
+          <w:tcPr>
+            <w:tcW w:type="dxa" w:w="1584"/>
+            <w:shd w:val="clear" w:fill="F2F6F8"/>
+          </w:tcPr>
+          <w:p>
+            <w:pPr>
+              <w:jc w:val="right"/>
+            </w:pPr>
+            <w:r/>
+            <w:r>
+              <w:rPr>
+                <w:sz w:val="18"/>
+              </w:rPr>
+              <w:t>21046.2</w:t>
+            </w:r>
+          </w:p>
+        </w:tc>
+        <w:tc>
+          <w:tcPr>
+            <w:tcW w:type="dxa" w:w="1584"/>
+            <w:shd w:val="clear" w:fill="F2F6F8"/>
+          </w:tcPr>
+          <w:p>
+            <w:pPr>
+              <w:jc w:val="right"/>
+            </w:pPr>
+            <w:r/>
+            <w:r>
+              <w:rPr>
+                <w:sz w:val="18"/>
+              </w:rPr>
+              <w:t>21274.7</w:t>
+            </w:r>
+          </w:p>
+        </w:tc>
+        <w:tc>
+          <w:tcPr>
+            <w:tcW w:type="dxa" w:w="1728"/>
+            <w:shd w:val="clear" w:fill="F2F6F8"/>
+          </w:tcPr>
+          <w:p>
+            <w:pPr>
+              <w:jc w:val="right"/>
+            </w:pPr>
+            <w:r/>
+            <w:r>
+              <w:rPr>
+                <w:b/>
+                <w:sz w:val="18"/>
+              </w:rPr>
+              <w:t>-68.8%</w:t>
+            </w:r>
+          </w:p>
+        </w:tc>
+      </w:tr>
+      <w:tr>
+        <w:tc>
+          <w:tcPr>
+            <w:tcW w:type="dxa" w:w="2160"/>
+          </w:tcPr>
+          <w:p>
+            <w:r/>
+            <w:r>
+              <w:rPr>
+                <w:sz w:val="18"/>
+              </w:rPr>
+              <w:t>clustered-600</w:t>
+            </w:r>
+          </w:p>
+        </w:tc>
+        <w:tc>
+          <w:tcPr>
+            <w:tcW w:type="dxa" w:w="864"/>
+          </w:tcPr>
+          <w:p>
+            <w:pPr>
+              <w:jc w:val="right"/>
+            </w:pPr>
+            <w:r/>
+            <w:r>
+              <w:rPr>
+                <w:sz w:val="18"/>
+              </w:rPr>
+              <w:t>on</w:t>
+            </w:r>
+          </w:p>
+        </w:tc>
+        <w:tc>
+          <w:tcPr>
+            <w:tcW w:type="dxa" w:w="1440"/>
+          </w:tcPr>
+          <w:p>
+            <w:pPr>
+              <w:jc w:val="right"/>
+            </w:pPr>
+            <w:r/>
+            <w:r>
+              <w:rPr>
+                <w:sz w:val="18"/>
+              </w:rPr>
+              <w:t>5361.5</w:t>
+            </w:r>
+          </w:p>
+        </w:tc>
+        <w:tc>
+          <w:tcPr>
+            <w:tcW w:type="dxa" w:w="1584"/>
+          </w:tcPr>
+          <w:p>
+            <w:pPr>
+              <w:jc w:val="right"/>
+            </w:pPr>
+            <w:r/>
+            <w:r>
+              <w:rPr>
+                <w:sz w:val="18"/>
+              </w:rPr>
+              <w:t>5320.9</w:t>
+            </w:r>
+          </w:p>
+        </w:tc>
+        <w:tc>
+          <w:tcPr>
+            <w:tcW w:type="dxa" w:w="1584"/>
+          </w:tcPr>
+          <w:p>
+            <w:pPr>
+              <w:jc w:val="right"/>
+            </w:pPr>
+            <w:r/>
+            <w:r>
+              <w:rPr>
+                <w:sz w:val="18"/>
+              </w:rPr>
+              <w:t>5331.8</w:t>
+            </w:r>
+          </w:p>
+        </w:tc>
+        <w:tc>
+          <w:tcPr>
+            <w:tcW w:type="dxa" w:w="1728"/>
+          </w:tcPr>
+          <w:p>
+            <w:pPr>
+              <w:jc w:val="right"/>
+            </w:pPr>
+            <w:r/>
+            <w:r>
+              <w:rPr>
+                <w:sz w:val="18"/>
+              </w:rPr>
+              <w:t>-0.8%</w:t>
+            </w:r>
+          </w:p>
+        </w:tc>
+      </w:tr>
+      <w:tr>
+        <w:tc>
+          <w:tcPr>
+            <w:tcW w:type="dxa" w:w="2160"/>
+            <w:shd w:val="clear" w:fill="F2F6F8"/>
+          </w:tcPr>
+          <w:p>
+            <w:r/>
+            <w:r>
+              <w:rPr>
+                <w:sz w:val="18"/>
+              </w:rPr>
+              <w:t>uniform-500</w:t>
+            </w:r>
+          </w:p>
+        </w:tc>
+        <w:tc>
+          <w:tcPr>
+            <w:tcW w:type="dxa" w:w="864"/>
+            <w:shd w:val="clear" w:fill="F2F6F8"/>
+          </w:tcPr>
+          <w:p>
+            <w:pPr>
+              <w:jc w:val="right"/>
+            </w:pPr>
+            <w:r/>
+            <w:r>
+              <w:rPr>
+                <w:sz w:val="18"/>
+              </w:rPr>
+              <w:t>on</w:t>
+            </w:r>
+          </w:p>
+        </w:tc>
+        <w:tc>
+          <w:tcPr>
+            <w:tcW w:type="dxa" w:w="1440"/>
+            <w:shd w:val="clear" w:fill="F2F6F8"/>
+          </w:tcPr>
+          <w:p>
+            <w:pPr>
+              <w:jc w:val="right"/>
+            </w:pPr>
+            <w:r/>
+            <w:r>
+              <w:rPr>
+                <w:sz w:val="18"/>
+              </w:rPr>
+              <w:t>17714.9</w:t>
+            </w:r>
+          </w:p>
+        </w:tc>
+        <w:tc>
+          <w:tcPr>
+            <w:tcW w:type="dxa" w:w="1584"/>
+            <w:shd w:val="clear" w:fill="F2F6F8"/>
+          </w:tcPr>
+          <w:p>
+            <w:pPr>
+              <w:jc w:val="right"/>
+            </w:pPr>
+            <w:r/>
+            <w:r>
+              <w:rPr>
+                <w:sz w:val="18"/>
+              </w:rPr>
+              <w:t>17280.9</w:t>
+            </w:r>
+          </w:p>
+        </w:tc>
+        <w:tc>
+          <w:tcPr>
+            <w:tcW w:type="dxa" w:w="1584"/>
+            <w:shd w:val="clear" w:fill="F2F6F8"/>
+          </w:tcPr>
+          <w:p>
+            <w:pPr>
+              <w:jc w:val="right"/>
+            </w:pPr>
+            <w:r/>
+            <w:r>
+              <w:rPr>
+                <w:sz w:val="18"/>
+              </w:rPr>
+              <w:t>17205.6</w:t>
+            </w:r>
+          </w:p>
+        </w:tc>
+        <w:tc>
+          <w:tcPr>
+            <w:tcW w:type="dxa" w:w="1728"/>
+            <w:shd w:val="clear" w:fill="F2F6F8"/>
+          </w:tcPr>
+          <w:p>
+            <w:pPr>
+              <w:jc w:val="right"/>
+            </w:pPr>
+            <w:r/>
+            <w:r>
+              <w:rPr>
+                <w:sz w:val="18"/>
+              </w:rPr>
+              <w:t>-2.5%</w:t>
+            </w:r>
+          </w:p>
+        </w:tc>
+      </w:tr>
+    </w:tbl>
+    <w:p>
+      <w:pPr>
+        <w:spacing w:before="60"/>
+      </w:pPr>
+      <w:r>
+        <w:rPr>
+          <w:i/>
+          <w:color w:val="51697A"/>
+          <w:sz w:val="17"/>
+        </w:rPr>
+        <w:t>Table: equal wall-clock quality, 12 seeds, median tour length.</w:t>
+      </w:r>
+    </w:p>
+    <w:p>
+      <w:r>
+        <w:rPr>
+          <w:i w:val="0"/>
+          <w:sz w:val="21"/>
+        </w:rPr>
+        <w:t>The parallel advantage depends almost entirely on whether local search is enabled. Without 2-opt the island engines find 68 to 74 per cent shorter tours in the same wall-clock, because the serial GA completes far fewer generations and has no repair mechanism. With 2-opt enabled the advantage collapses to between 0.8 and 2.5 per cent, because the local search performs most of the optimisation and keeps even the serial GA competitive on a per-generation basis. On the TSPLIB instances of Section 6.1 the three engines are indistinguishable, because all of them reach the published optimum.</w:t>
+      </w:r>
+    </w:p>
+    <w:p>
+      <w:r>
+        <w:rPr>
+          <w:i w:val="0"/>
+          <w:sz w:val="21"/>
+        </w:rPr>
+        <w:t>Review 1 quoted the 60 to 67 per cent figure without this qualification. The number is reproducible, but quoting it without stating that it holds only with local search disabled overstates the benefit of parallelism in the configuration anyone would actually run. This is a third instance of the same methodological point: a single number reported without its operating conditions is not a result.</w:t>
       </w:r>
     </w:p>
     <w:p>
